--- a/05_School_Admin_and_Inspection/TAS2O_School_Pre_Inspection_Package_Checklist.docx
+++ b/05_School_Admin_and_Inspection/TAS2O_School_Pre_Inspection_Package_Checklist.docx
@@ -5535,7 +5535,7 @@
                 <w:b w:val="0"/>
                 <w:sz w:val="18"/>
               </w:rPr>
-              <w:t>Students must verify AI-generated safety, technical, career, and design information using teacher guidance or reliable sources.</w:t>
+              <w:t>Students must verify safety, technical, career, and design information using teacher guidance or reliable sources.</w:t>
             </w:r>
           </w:p>
         </w:tc>

--- a/05_School_Admin_and_Inspection/TAS2O_School_Pre_Inspection_Package_Checklist.docx
+++ b/05_School_Admin_and_Inspection/TAS2O_School_Pre_Inspection_Package_Checklist.docx
@@ -1398,7 +1398,7 @@
           </w:tcPr>
           <w:p>
             <w:r>
-              <w:t>Assessment, attendance, academic honesty, AI use, safety, accommodations, late/missed work, OSR/OST, OSSLT/OSSLC, and community involvement policies are consistent across documents.</w:t>
+              <w:t>Assessment, attendance, academic honesty, use of approved AI tools, safety, accommodations, late/missed work, OSR/OST, OSSLT/OSSLC, and community involvement policies are consistent across documents.</w:t>
             </w:r>
           </w:p>
         </w:tc>
@@ -5237,7 +5237,7 @@
                 <w:b w:val="0"/>
                 <w:sz w:val="18"/>
               </w:rPr>
-              <w:t>Student-facing AI use rules are included in onboarding materials and assignment sheets.</w:t>
+              <w:t>Student-facing use of approved AI tools rules are included in onboarding materials and assignment sheets.</w:t>
             </w:r>
           </w:p>
         </w:tc>
@@ -5535,7 +5535,7 @@
                 <w:b w:val="0"/>
                 <w:sz w:val="18"/>
               </w:rPr>
-              <w:t>Students must verify safety, technical, career, and design information using teacher guidance or reliable sources.</w:t>
+              <w:t>Students verify safety, technical, career, and design information using teacher guidance or reliable references.</w:t>
             </w:r>
           </w:p>
         </w:tc>
